--- a/Documentacion/Planificacion/Planes/PLAN DE GESTIÓN DEL ALCANCE.docx
+++ b/Documentacion/Planificacion/Planes/PLAN DE GESTIÓN DEL ALCANCE.docx
@@ -4,7 +4,7 @@
   <w:body>
     <w:tbl>
       <w:tblPr>
-        <w:tblStyle w:val="TableGrid"/>
+        <w:tblStyle w:val="Tablaconcuadrcula"/>
         <w:tblW w:w="0" w:type="auto"/>
         <w:tblLook w:val="04A0" w:firstRow="1" w:lastRow="0" w:firstColumn="1" w:lastColumn="0" w:noHBand="0" w:noVBand="1"/>
       </w:tblPr>
@@ -207,7 +207,7 @@
     </w:p>
     <w:tbl>
       <w:tblPr>
-        <w:tblStyle w:val="TableGrid"/>
+        <w:tblStyle w:val="Tablaconcuadrcula"/>
         <w:tblW w:w="0" w:type="auto"/>
         <w:tblLook w:val="04A0" w:firstRow="1" w:lastRow="0" w:firstColumn="1" w:lastColumn="0" w:noHBand="0" w:noVBand="1"/>
       </w:tblPr>
@@ -939,7 +939,18 @@
                 <w:szCs w:val="20"/>
                 <w:lang w:val="es-ES" w:eastAsia="es-ES"/>
               </w:rPr>
-              <w:t>Tutor del TFG (Rol de Cliente):</w:t>
+              <w:t>Tutor del TFG</w:t>
+            </w:r>
+            <w:r>
+              <w:rPr>
+                <w:rFonts w:ascii="Tahoma" w:eastAsia="Times New Roman" w:hAnsi="Tahoma" w:cs="Tahoma"/>
+                <w:b/>
+                <w:bCs/>
+                <w:sz w:val="20"/>
+                <w:szCs w:val="20"/>
+                <w:lang w:val="es-ES" w:eastAsia="es-ES"/>
+              </w:rPr>
+              <w:t>:</w:t>
             </w:r>
             <w:r>
               <w:rPr>
@@ -1347,27 +1358,27 @@
                 <w:szCs w:val="20"/>
                 <w:lang w:val="es-ES" w:eastAsia="es-ES"/>
               </w:rPr>
-              <w:t xml:space="preserve"> Se descartarán funcionalidades secundarias si los plazos de las iteraciones (</w:t>
-            </w:r>
-            <w:proofErr w:type="spellStart"/>
-            <w:r>
-              <w:rPr>
-                <w:rFonts w:ascii="Tahoma" w:eastAsia="Times New Roman" w:hAnsi="Tahoma" w:cs="Tahoma"/>
-                <w:sz w:val="20"/>
-                <w:szCs w:val="20"/>
-                <w:lang w:val="es-ES" w:eastAsia="es-ES"/>
-              </w:rPr>
-              <w:t>Sprints</w:t>
-            </w:r>
-            <w:proofErr w:type="spellEnd"/>
-            <w:r>
-              <w:rPr>
-                <w:rFonts w:ascii="Tahoma" w:eastAsia="Times New Roman" w:hAnsi="Tahoma" w:cs="Tahoma"/>
-                <w:sz w:val="20"/>
-                <w:szCs w:val="20"/>
-                <w:lang w:val="es-ES" w:eastAsia="es-ES"/>
-              </w:rPr>
-              <w:t xml:space="preserve"> de 4, 4 y 3 semanas) se ven comprometidos.</w:t>
+              <w:t xml:space="preserve"> Se descartarán funcionalidades secundarias si los plazos de las </w:t>
+            </w:r>
+            <w:proofErr w:type="gramStart"/>
+            <w:r>
+              <w:rPr>
+                <w:rFonts w:ascii="Tahoma" w:eastAsia="Times New Roman" w:hAnsi="Tahoma" w:cs="Tahoma"/>
+                <w:sz w:val="20"/>
+                <w:szCs w:val="20"/>
+                <w:lang w:val="es-ES" w:eastAsia="es-ES"/>
+              </w:rPr>
+              <w:t>iteraciones  se</w:t>
+            </w:r>
+            <w:proofErr w:type="gramEnd"/>
+            <w:r>
+              <w:rPr>
+                <w:rFonts w:ascii="Tahoma" w:eastAsia="Times New Roman" w:hAnsi="Tahoma" w:cs="Tahoma"/>
+                <w:sz w:val="20"/>
+                <w:szCs w:val="20"/>
+                <w:lang w:val="es-ES" w:eastAsia="es-ES"/>
+              </w:rPr>
+              <w:t xml:space="preserve"> ven comprometidos.</w:t>
             </w:r>
           </w:p>
           <w:p>
@@ -1649,6 +1660,7 @@
                 <w:szCs w:val="20"/>
                 <w:lang w:val="es-ES" w:eastAsia="es-ES"/>
               </w:rPr>
+              <w:lastRenderedPageBreak/>
               <w:t>E3 - Memoria del TFG:</w:t>
             </w:r>
             <w:r>
@@ -1686,6 +1698,15 @@
                 <w:lang w:val="es-ES" w:eastAsia="es-ES"/>
               </w:rPr>
               <w:t xml:space="preserve"> y cualquier otro apartado </w:t>
+            </w:r>
+            <w:r>
+              <w:rPr>
+                <w:rFonts w:ascii="Tahoma" w:eastAsia="Times New Roman" w:hAnsi="Tahoma" w:cs="Tahoma"/>
+                <w:sz w:val="20"/>
+                <w:szCs w:val="20"/>
+                <w:lang w:val="es-ES" w:eastAsia="es-ES"/>
+              </w:rPr>
+              <w:t>requerido.</w:t>
             </w:r>
           </w:p>
           <w:p>
@@ -1829,7 +1850,16 @@
                 <w:szCs w:val="20"/>
                 <w:lang w:val="es-ES" w:eastAsia="es-ES"/>
               </w:rPr>
-              <w:t>Leaderboard</w:t>
+              <w:t>l</w:t>
+            </w:r>
+            <w:r>
+              <w:rPr>
+                <w:rFonts w:ascii="Tahoma" w:eastAsia="Times New Roman" w:hAnsi="Tahoma" w:cs="Tahoma"/>
+                <w:sz w:val="20"/>
+                <w:szCs w:val="20"/>
+                <w:lang w:val="es-ES" w:eastAsia="es-ES"/>
+              </w:rPr>
+              <w:t>eaderboard</w:t>
             </w:r>
             <w:proofErr w:type="spellEnd"/>
             <w:r>
@@ -1952,7 +1982,16 @@
                 <w:szCs w:val="20"/>
                 <w:lang w:val="es-ES" w:eastAsia="es-ES"/>
               </w:rPr>
-              <w:t>Leaderboard</w:t>
+              <w:t>l</w:t>
+            </w:r>
+            <w:r>
+              <w:rPr>
+                <w:rFonts w:ascii="Tahoma" w:eastAsia="Times New Roman" w:hAnsi="Tahoma" w:cs="Tahoma"/>
+                <w:sz w:val="20"/>
+                <w:szCs w:val="20"/>
+                <w:lang w:val="es-ES" w:eastAsia="es-ES"/>
+              </w:rPr>
+              <w:t>eaderboard</w:t>
             </w:r>
             <w:proofErr w:type="spellEnd"/>
             <w:r>
@@ -2034,7 +2073,27 @@
                 <w:szCs w:val="20"/>
                 <w:lang w:val="es-ES" w:eastAsia="es-ES"/>
               </w:rPr>
-              <w:t xml:space="preserve"> El proyecto se limita exclusivamente a un entorno y renderizado 2D (Pixel Art).</w:t>
+              <w:t xml:space="preserve"> El proyecto se limita exclusivamente a un entorno y renderizado 2D (</w:t>
+            </w:r>
+            <w:proofErr w:type="gramStart"/>
+            <w:r>
+              <w:rPr>
+                <w:rFonts w:ascii="Tahoma" w:eastAsia="Times New Roman" w:hAnsi="Tahoma" w:cs="Tahoma"/>
+                <w:sz w:val="20"/>
+                <w:szCs w:val="20"/>
+                <w:lang w:val="es-ES" w:eastAsia="es-ES"/>
+              </w:rPr>
+              <w:t>Pixel</w:t>
+            </w:r>
+            <w:proofErr w:type="gramEnd"/>
+            <w:r>
+              <w:rPr>
+                <w:rFonts w:ascii="Tahoma" w:eastAsia="Times New Roman" w:hAnsi="Tahoma" w:cs="Tahoma"/>
+                <w:sz w:val="20"/>
+                <w:szCs w:val="20"/>
+                <w:lang w:val="es-ES" w:eastAsia="es-ES"/>
+              </w:rPr>
+              <w:t xml:space="preserve"> Art).</w:t>
             </w:r>
           </w:p>
           <w:p>
@@ -2278,6 +2337,33 @@
               </w:rPr>
               <w:t xml:space="preserve"> de uso gratuito o desarrollados en Libre Sprite, </w:t>
             </w:r>
+            <w:r>
+              <w:rPr>
+                <w:rFonts w:ascii="Tahoma" w:eastAsia="Times New Roman" w:hAnsi="Tahoma" w:cs="Tahoma"/>
+                <w:sz w:val="20"/>
+                <w:szCs w:val="20"/>
+                <w:lang w:val="es-ES" w:eastAsia="es-ES"/>
+              </w:rPr>
+              <w:t>N</w:t>
+            </w:r>
+            <w:r>
+              <w:rPr>
+                <w:rFonts w:ascii="Tahoma" w:eastAsia="Times New Roman" w:hAnsi="Tahoma" w:cs="Tahoma"/>
+                <w:sz w:val="20"/>
+                <w:szCs w:val="20"/>
+                <w:lang w:val="es-ES" w:eastAsia="es-ES"/>
+              </w:rPr>
+              <w:t>akama</w:t>
+            </w:r>
+            <w:r>
+              <w:rPr>
+                <w:rFonts w:ascii="Tahoma" w:eastAsia="Times New Roman" w:hAnsi="Tahoma" w:cs="Tahoma"/>
+                <w:sz w:val="20"/>
+                <w:szCs w:val="20"/>
+                <w:lang w:val="es-ES" w:eastAsia="es-ES"/>
+              </w:rPr>
+              <w:t xml:space="preserve"> para la base de datos del </w:t>
+            </w:r>
             <w:proofErr w:type="spellStart"/>
             <w:r>
               <w:rPr>
@@ -2286,27 +2372,25 @@
                 <w:szCs w:val="20"/>
                 <w:lang w:val="es-ES" w:eastAsia="es-ES"/>
               </w:rPr>
-              <w:t>nakama</w:t>
-            </w:r>
-            <w:proofErr w:type="spellEnd"/>
-            <w:r>
-              <w:rPr>
-                <w:rFonts w:ascii="Tahoma" w:eastAsia="Times New Roman" w:hAnsi="Tahoma" w:cs="Tahoma"/>
-                <w:sz w:val="20"/>
-                <w:szCs w:val="20"/>
-                <w:lang w:val="es-ES" w:eastAsia="es-ES"/>
-              </w:rPr>
-              <w:t xml:space="preserve"> para la base de datos del </w:t>
-            </w:r>
-            <w:proofErr w:type="spellStart"/>
-            <w:r>
-              <w:rPr>
-                <w:rFonts w:ascii="Tahoma" w:eastAsia="Times New Roman" w:hAnsi="Tahoma" w:cs="Tahoma"/>
-                <w:sz w:val="20"/>
-                <w:szCs w:val="20"/>
-                <w:lang w:val="es-ES" w:eastAsia="es-ES"/>
-              </w:rPr>
-              <w:t>Leatherboard</w:t>
+              <w:t>Lea</w:t>
+            </w:r>
+            <w:r>
+              <w:rPr>
+                <w:rFonts w:ascii="Tahoma" w:eastAsia="Times New Roman" w:hAnsi="Tahoma" w:cs="Tahoma"/>
+                <w:sz w:val="20"/>
+                <w:szCs w:val="20"/>
+                <w:lang w:val="es-ES" w:eastAsia="es-ES"/>
+              </w:rPr>
+              <w:t>d</w:t>
+            </w:r>
+            <w:r>
+              <w:rPr>
+                <w:rFonts w:ascii="Tahoma" w:eastAsia="Times New Roman" w:hAnsi="Tahoma" w:cs="Tahoma"/>
+                <w:sz w:val="20"/>
+                <w:szCs w:val="20"/>
+                <w:lang w:val="es-ES" w:eastAsia="es-ES"/>
+              </w:rPr>
+              <w:t>erboard</w:t>
             </w:r>
             <w:proofErr w:type="spellEnd"/>
             <w:r>
@@ -2547,7 +2631,7 @@
     </w:p>
     <w:tbl>
       <w:tblPr>
-        <w:tblStyle w:val="TableGrid"/>
+        <w:tblStyle w:val="Tablaconcuadrcula"/>
         <w:tblW w:w="0" w:type="auto"/>
         <w:tblLook w:val="04A0" w:firstRow="1" w:lastRow="0" w:firstColumn="1" w:lastColumn="0" w:noHBand="0" w:noVBand="1"/>
       </w:tblPr>
@@ -2607,7 +2691,61 @@
                 <w:szCs w:val="20"/>
                 <w:lang w:val="es-ES"/>
               </w:rPr>
-              <w:t>La Estructura de Desglose del Trabajo (EDT) será el instrumento principal para traducir el alcance en componentes manejables. La EDT estará orientada a fases, es decir, los niveles superiores están orientados a las fases del proyecto, mientras que los entregables se descomponen en los niveles inferiores. Las actividades para completar los entregables de cada fase pertenecerán a los distintos paquetes de trabajo. Estos paquetes incluirán objetivos claros, criterios de aceptación y responsables definidos. El equipo de trabajo debe entender que todo lo que está representado en la EDT forma parte del proyecto y que aquello que no aparezca expresamente en ella, queda excluido. La EDT permitirá asignar responsabilidades, estimar costes y controlar el avance de manera más estructurada.</w:t>
+              <w:t>La Estructura de Desglose del Trabajo (EDT) será el instrumento principal para traducir el alcance en componentes manejables. La EDT estará orientada a entregables</w:t>
+            </w:r>
+            <w:r>
+              <w:rPr>
+                <w:rFonts w:ascii="Tahoma" w:hAnsi="Tahoma" w:cs="Tahoma"/>
+                <w:sz w:val="20"/>
+                <w:szCs w:val="20"/>
+                <w:lang w:val="es-ES"/>
+              </w:rPr>
+              <w:t>.</w:t>
+            </w:r>
+            <w:r>
+              <w:rPr>
+                <w:rFonts w:ascii="Tahoma" w:hAnsi="Tahoma" w:cs="Tahoma"/>
+                <w:sz w:val="20"/>
+                <w:szCs w:val="20"/>
+                <w:lang w:val="es-ES"/>
+              </w:rPr>
+              <w:t xml:space="preserve"> Las actividades para completar los entregables de cada fase pertenecerán a los distintos paquetes de trabajo. Estos paquetes incluirán objetivos claros</w:t>
+            </w:r>
+            <w:r>
+              <w:rPr>
+                <w:rFonts w:ascii="Tahoma" w:hAnsi="Tahoma" w:cs="Tahoma"/>
+                <w:sz w:val="20"/>
+                <w:szCs w:val="20"/>
+                <w:lang w:val="es-ES"/>
+              </w:rPr>
+              <w:t xml:space="preserve"> y</w:t>
+            </w:r>
+            <w:r>
+              <w:rPr>
+                <w:rFonts w:ascii="Tahoma" w:hAnsi="Tahoma" w:cs="Tahoma"/>
+                <w:sz w:val="20"/>
+                <w:szCs w:val="20"/>
+                <w:lang w:val="es-ES"/>
+              </w:rPr>
+              <w:t xml:space="preserve"> criterios de aceptación</w:t>
+            </w:r>
+            <w:r>
+              <w:rPr>
+                <w:rFonts w:ascii="Tahoma" w:hAnsi="Tahoma" w:cs="Tahoma"/>
+                <w:sz w:val="20"/>
+                <w:szCs w:val="20"/>
+                <w:lang w:val="es-ES"/>
+              </w:rPr>
+              <w:t>.</w:t>
+            </w:r>
+            <w:r>
+              <w:rPr>
+                <w:rFonts w:ascii="Tahoma" w:hAnsi="Tahoma" w:cs="Tahoma"/>
+                <w:sz w:val="20"/>
+                <w:szCs w:val="20"/>
+                <w:lang w:val="es-ES"/>
+              </w:rPr>
+              <w:t xml:space="preserve"> El equipo de trabajo debe entender que todo lo que está representado en la EDT forma parte del proyecto y que aquello que no aparezca expresamente en ella, queda excluido. La EDT permitirá asignar responsabilidades, estimar costes y controlar el avance de manera más estructurada.</w:t>
             </w:r>
           </w:p>
         </w:tc>
@@ -2636,6 +2774,7 @@
                 <w:sz w:val="20"/>
                 <w:szCs w:val="20"/>
               </w:rPr>
+              <w:lastRenderedPageBreak/>
               <w:t>DICCIONARIO DE LA EDT</w:t>
             </w:r>
           </w:p>
@@ -2662,7 +2801,31 @@
                 <w:sz w:val="20"/>
                 <w:szCs w:val="20"/>
               </w:rPr>
-              <w:t>El diccionario de la EDT proporcionará información detallada y de interés de cada paquete de trabajo definido, desglosándolo en una serie de actividades a realizar para considerarlo completado. En concreto, se registrarán datos como los supuestos, restricciones e hitos relacionados, así como una descripción del trabajo a realizar. Además, para cada actividad se registrarán los recursos (trabajadores encargados de llevarla a cabo), incluyendo un cálculo del coste de realizarla, derivado de la mano de obra, que dependerá de las horas de dedicación estimadas, y materiales a utilizar.</w:t>
+              <w:t xml:space="preserve">El diccionario de la EDT proporcionará información detallada y de interés de cada paquete de trabajo definido, desglosándolo en una serie de actividades a realizar para considerarlo completado. En concreto, se registrarán datos como </w:t>
+            </w:r>
+            <w:r>
+              <w:rPr>
+                <w:rFonts w:ascii="Tahoma" w:hAnsi="Tahoma" w:cs="Tahoma"/>
+                <w:sz w:val="20"/>
+                <w:szCs w:val="20"/>
+              </w:rPr>
+              <w:t>l</w:t>
+            </w:r>
+            <w:r>
+              <w:rPr>
+                <w:rFonts w:ascii="Tahoma" w:hAnsi="Tahoma" w:cs="Tahoma"/>
+                <w:sz w:val="20"/>
+                <w:szCs w:val="20"/>
+              </w:rPr>
+              <w:t>as</w:t>
+            </w:r>
+            <w:r>
+              <w:rPr>
+                <w:rFonts w:ascii="Tahoma" w:hAnsi="Tahoma" w:cs="Tahoma"/>
+                <w:sz w:val="20"/>
+                <w:szCs w:val="20"/>
+              </w:rPr>
+              <w:t xml:space="preserve"> restricciones e hitos relacionados, así como una descripción del trabajo a realizar. Además, para cada actividad se registrarán los recursos (trabajadores encargados de llevarla a cabo), incluyendo un cálculo del coste de realizarla, derivado de la mano de obra, que dependerá de las horas de dedicación estimadas, y materiales a utilizar.</w:t>
             </w:r>
           </w:p>
         </w:tc>
@@ -2683,7 +2846,7 @@
     </w:p>
     <w:tbl>
       <w:tblPr>
-        <w:tblStyle w:val="TableGrid"/>
+        <w:tblStyle w:val="Tablaconcuadrcula"/>
         <w:tblW w:w="0" w:type="auto"/>
         <w:tblLook w:val="04A0" w:firstRow="1" w:lastRow="0" w:firstColumn="1" w:lastColumn="0" w:noHBand="0" w:noVBand="1"/>
       </w:tblPr>
@@ -2739,7 +2902,23 @@
                 <w:sz w:val="20"/>
                 <w:szCs w:val="20"/>
               </w:rPr>
-              <w:t>La línea base del alcance se conservará mediante un riguroso control de cambios. Toda solicitud que implique una modificación en el alcance será evaluada por el director del proyecto, y únicamente se aprobará si no afecta muy negativamente al cronograma establecido para el proyecto.</w:t>
+              <w:t xml:space="preserve">La línea base del alcance se conservará mediante un riguroso control de cambios. Toda solicitud que implique una modificación en el alcance será evaluada por el </w:t>
+            </w:r>
+            <w:r>
+              <w:rPr>
+                <w:rFonts w:ascii="Tahoma" w:hAnsi="Tahoma" w:cs="Tahoma"/>
+                <w:sz w:val="20"/>
+                <w:szCs w:val="20"/>
+              </w:rPr>
+              <w:t>jefe</w:t>
+            </w:r>
+            <w:r>
+              <w:rPr>
+                <w:rFonts w:ascii="Tahoma" w:hAnsi="Tahoma" w:cs="Tahoma"/>
+                <w:sz w:val="20"/>
+                <w:szCs w:val="20"/>
+              </w:rPr>
+              <w:t xml:space="preserve"> de proyecto, y únicamente se aprobará si no afecta muy negativamente al cronograma establecido para el proyecto.</w:t>
             </w:r>
           </w:p>
         </w:tc>
@@ -2760,7 +2939,7 @@
     </w:p>
     <w:tbl>
       <w:tblPr>
-        <w:tblStyle w:val="TableGrid"/>
+        <w:tblStyle w:val="Tablaconcuadrcula"/>
         <w:tblW w:w="0" w:type="auto"/>
         <w:tblLook w:val="04A0" w:firstRow="1" w:lastRow="0" w:firstColumn="1" w:lastColumn="0" w:noHBand="0" w:noVBand="1"/>
       </w:tblPr>
@@ -2847,7 +3026,7 @@
     </w:p>
     <w:tbl>
       <w:tblPr>
-        <w:tblStyle w:val="TableGrid"/>
+        <w:tblStyle w:val="Tablaconcuadrcula"/>
         <w:tblW w:w="0" w:type="auto"/>
         <w:tblLook w:val="04A0" w:firstRow="1" w:lastRow="0" w:firstColumn="1" w:lastColumn="0" w:noHBand="0" w:noVBand="1"/>
       </w:tblPr>
@@ -2911,7 +3090,7 @@
                 <w:sz w:val="20"/>
                 <w:szCs w:val="20"/>
               </w:rPr>
-              <w:t>profesor</w:t>
+              <w:t>tut</w:t>
             </w:r>
             <w:r>
               <w:rPr>
@@ -2919,7 +3098,31 @@
                 <w:sz w:val="20"/>
                 <w:szCs w:val="20"/>
               </w:rPr>
-              <w:t xml:space="preserve"> mediante un proceso formal de validación. Para ello, se llevarán a cabo pruebas funcionales que garanticen que cada entregable cumple con los criterios de aceptación previamente establecidos. Únicamente tras la aceptación formal del cliente, los entregables se considerarán finalizados y completados.</w:t>
+              <w:t>or</w:t>
+            </w:r>
+            <w:r>
+              <w:rPr>
+                <w:rFonts w:ascii="Tahoma" w:hAnsi="Tahoma" w:cs="Tahoma"/>
+                <w:sz w:val="20"/>
+                <w:szCs w:val="20"/>
+              </w:rPr>
+              <w:t xml:space="preserve"> mediante un proceso formal de validación. </w:t>
+            </w:r>
+            <w:r>
+              <w:rPr>
+                <w:rFonts w:ascii="Tahoma" w:hAnsi="Tahoma" w:cs="Tahoma"/>
+                <w:sz w:val="20"/>
+                <w:szCs w:val="20"/>
+              </w:rPr>
+              <w:t>Además</w:t>
+            </w:r>
+            <w:r>
+              <w:rPr>
+                <w:rFonts w:ascii="Tahoma" w:hAnsi="Tahoma" w:cs="Tahoma"/>
+                <w:sz w:val="20"/>
+                <w:szCs w:val="20"/>
+              </w:rPr>
+              <w:t>, se llevarán a cabo pruebas funcionales que garanticen que cada entregable cumple con los criterios de aceptación previamente establecidos.</w:t>
             </w:r>
           </w:p>
         </w:tc>
@@ -2940,7 +3143,7 @@
     </w:p>
     <w:tbl>
       <w:tblPr>
-        <w:tblStyle w:val="TableGrid"/>
+        <w:tblStyle w:val="Tablaconcuadrcula"/>
         <w:tblW w:w="0" w:type="auto"/>
         <w:tblLook w:val="04A0" w:firstRow="1" w:lastRow="0" w:firstColumn="1" w:lastColumn="0" w:noHBand="0" w:noVBand="1"/>
       </w:tblPr>
@@ -2998,7 +3201,23 @@
                 <w:sz w:val="20"/>
                 <w:szCs w:val="20"/>
               </w:rPr>
-              <w:t>Los requisitos recopilados durante la reunión inicial serán completamente integrados en el alcance del proyecto. Con ello se asegura que todas las funcionalidades requeridas</w:t>
+              <w:t>Los requisitos recopilados durante la reunión inicial serán completamente integrados en el alcance del proyecto</w:t>
+            </w:r>
+            <w:r>
+              <w:rPr>
+                <w:rFonts w:ascii="Tahoma" w:hAnsi="Tahoma" w:cs="Tahoma"/>
+                <w:sz w:val="20"/>
+                <w:szCs w:val="20"/>
+              </w:rPr>
+              <w:t>, excepto aquellos que se consideren de menor importancia.</w:t>
+            </w:r>
+            <w:r>
+              <w:rPr>
+                <w:rFonts w:ascii="Tahoma" w:hAnsi="Tahoma" w:cs="Tahoma"/>
+                <w:sz w:val="20"/>
+                <w:szCs w:val="20"/>
+              </w:rPr>
+              <w:t xml:space="preserve"> Con ello se asegura que todas las funcionalidades requeridas</w:t>
             </w:r>
             <w:r>
               <w:rPr>
@@ -3035,7 +3254,7 @@
     </w:p>
     <w:tbl>
       <w:tblPr>
-        <w:tblStyle w:val="TableGrid"/>
+        <w:tblStyle w:val="Tablaconcuadrcula"/>
         <w:tblW w:w="0" w:type="auto"/>
         <w:tblLook w:val="04A0" w:firstRow="1" w:lastRow="0" w:firstColumn="1" w:lastColumn="0" w:noHBand="0" w:noVBand="1"/>
       </w:tblPr>
@@ -3194,7 +3413,7 @@
         </w:tcPr>
         <w:p>
           <w:pPr>
-            <w:pStyle w:val="Header"/>
+            <w:pStyle w:val="Encabezado"/>
             <w:rPr>
               <w:caps/>
               <w:sz w:val="18"/>
@@ -3213,7 +3432,7 @@
         </w:tcPr>
         <w:p>
           <w:pPr>
-            <w:pStyle w:val="Header"/>
+            <w:pStyle w:val="Encabezado"/>
             <w:jc w:val="right"/>
             <w:rPr>
               <w:caps/>
@@ -3226,7 +3445,7 @@
   </w:tbl>
   <w:p>
     <w:pPr>
-      <w:pStyle w:val="Footer"/>
+      <w:pStyle w:val="Piedepgina"/>
       <w:jc w:val="right"/>
       <w:rPr>
         <w:rFonts w:ascii="Tahoma" w:hAnsi="Tahoma" w:cs="Tahoma"/>
@@ -3337,7 +3556,7 @@
 <w:hdr xmlns:wpc="http://schemas.microsoft.com/office/word/2010/wordprocessingCanvas" xmlns:cx="http://schemas.microsoft.com/office/drawing/2014/chartex" xmlns:cx1="http://schemas.microsoft.com/office/drawing/2015/9/8/chartex" xmlns:cx2="http://schemas.microsoft.com/office/drawing/2015/10/21/chartex" xmlns:cx3="http://schemas.microsoft.com/office/drawing/2016/5/9/chartex" xmlns:cx4="http://schemas.microsoft.com/office/drawing/2016/5/10/chartex" xmlns:cx5="http://schemas.microsoft.com/office/drawing/2016/5/11/chartex" xmlns:cx6="http://schemas.microsoft.com/office/drawing/2016/5/12/chartex" xmlns:cx7="http://schemas.microsoft.com/office/drawing/2016/5/13/chartex" xmlns:cx8="http://schemas.microsoft.com/office/drawing/2016/5/14/chartex" xmlns:mc="http://schemas.openxmlformats.org/markup-compatibility/2006" xmlns:aink="http://schemas.microsoft.com/office/drawing/2016/ink" xmlns:am3d="http://schemas.microsoft.com/office/drawing/2017/model3d" xmlns:o="urn:schemas-microsoft-com:office:office" xmlns:oel="http://schemas.microsoft.com/office/2019/extlst" xmlns:r="http://schemas.openxmlformats.org/officeDocument/2006/relationships" xmlns:m="http://schemas.openxmlformats.org/officeDocument/2006/math" xmlns:v="urn:schemas-microsoft-com:vml" xmlns:wp14="http://schemas.microsoft.com/office/word/2010/wordprocessingDrawing" xmlns:wp="http://schemas.openxmlformats.org/drawingml/2006/wordprocessingDrawing" xmlns:w10="urn:schemas-microsoft-com:office:word" xmlns:w="http://schemas.openxmlformats.org/wordprocessingml/2006/main" xmlns:w14="http://schemas.microsoft.com/office/word/2010/wordml" xmlns:w15="http://schemas.microsoft.com/office/word/2012/wordml" xmlns:w16cex="http://schemas.microsoft.com/office/word/2018/wordml/cex" xmlns:w16cid="http://schemas.microsoft.com/office/word/2016/wordml/cid" xmlns:w16="http://schemas.microsoft.com/office/word/2018/wordml" xmlns:w16du="http://schemas.microsoft.com/office/word/2023/wordml/word16du" xmlns:w16sdtdh="http://schemas.microsoft.com/office/word/2020/wordml/sdtdatahash" xmlns:w16sdtfl="http://schemas.microsoft.com/office/word/2024/wordml/sdtformatlock" xmlns:w16se="http://schemas.microsoft.com/office/word/2015/wordml/symex" xmlns:wpg="http://schemas.microsoft.com/office/word/2010/wordprocessingGroup" xmlns:wpi="http://schemas.microsoft.com/office/word/2010/wordprocessingInk" xmlns:wne="http://schemas.microsoft.com/office/word/2006/wordml" xmlns:wps="http://schemas.microsoft.com/office/word/2010/wordprocessingShape" mc:Ignorable="w14 w15 w16se w16cid w16 w16cex w16sdtdh w16sdtfl w16du wp14">
   <w:p>
     <w:pPr>
-      <w:pStyle w:val="Header"/>
+      <w:pStyle w:val="Encabezado"/>
       <w:spacing w:after="100"/>
     </w:pPr>
     <w:r>
@@ -3418,11 +3637,10 @@
                             <w:dataBinding w:prefixMappings="xmlns:ns0='http://purl.org/dc/elements/1.1/' xmlns:ns1='http://schemas.openxmlformats.org/package/2006/metadata/core-properties' " w:xpath="/ns1:coreProperties[1]/ns0:title[1]" w:storeItemID="{6C3C8BC8-F283-45AE-878A-BAB7291924A1}"/>
                             <w:text/>
                           </w:sdtPr>
-                          <w:sdtEndPr/>
                           <w:sdtContent>
                             <w:p>
                               <w:pPr>
-                                <w:pStyle w:val="Header"/>
+                                <w:pStyle w:val="Encabezado"/>
                                 <w:spacing w:afterAutospacing="0"/>
                                 <w:jc w:val="center"/>
                                 <w:rPr>
@@ -3435,7 +3653,7 @@
                                   <w:caps/>
                                   <w:color w:val="FFFFFF" w:themeColor="background1"/>
                                 </w:rPr>
-                                <w:t>PLAN DE DIRECCIÓN DEL PROYECTo</w:t>
+                                <w:t>PLAN DE DIRECCIÓN DEL ALCANCE</w:t>
                               </w:r>
                             </w:p>
                           </w:sdtContent>
@@ -3477,11 +3695,10 @@
                       <w:dataBinding w:prefixMappings="xmlns:ns0='http://purl.org/dc/elements/1.1/' xmlns:ns1='http://schemas.openxmlformats.org/package/2006/metadata/core-properties' " w:xpath="/ns1:coreProperties[1]/ns0:title[1]" w:storeItemID="{6C3C8BC8-F283-45AE-878A-BAB7291924A1}"/>
                       <w:text/>
                     </w:sdtPr>
-                    <w:sdtEndPr/>
                     <w:sdtContent>
                       <w:p>
                         <w:pPr>
-                          <w:pStyle w:val="Header"/>
+                          <w:pStyle w:val="Encabezado"/>
                           <w:spacing w:afterAutospacing="0"/>
                           <w:jc w:val="center"/>
                           <w:rPr>
@@ -3494,7 +3711,7 @@
                             <w:caps/>
                             <w:color w:val="FFFFFF" w:themeColor="background1"/>
                           </w:rPr>
-                          <w:t>PLAN DE DIRECCIÓN DEL PROYECTo</w:t>
+                          <w:t>PLAN DE DIRECCIÓN DEL ALCANCE</w:t>
                         </w:r>
                       </w:p>
                     </w:sdtContent>
@@ -6412,11 +6629,11 @@
       <w14:ligatures w14:val="none"/>
     </w:rPr>
   </w:style>
-  <w:style w:type="paragraph" w:styleId="Heading1">
+  <w:style w:type="paragraph" w:styleId="Ttulo1">
     <w:name w:val="heading 1"/>
     <w:basedOn w:val="Normal"/>
     <w:next w:val="Normal"/>
-    <w:link w:val="Heading1Char"/>
+    <w:link w:val="Ttulo1Car"/>
     <w:uiPriority w:val="9"/>
     <w:qFormat/>
     <w:rsid w:val="00F41087"/>
@@ -6436,11 +6653,11 @@
       <w14:ligatures w14:val="standardContextual"/>
     </w:rPr>
   </w:style>
-  <w:style w:type="paragraph" w:styleId="Heading2">
+  <w:style w:type="paragraph" w:styleId="Ttulo2">
     <w:name w:val="heading 2"/>
     <w:basedOn w:val="Normal"/>
     <w:next w:val="Normal"/>
-    <w:link w:val="Heading2Char"/>
+    <w:link w:val="Ttulo2Car"/>
     <w:uiPriority w:val="9"/>
     <w:semiHidden/>
     <w:unhideWhenUsed/>
@@ -6462,11 +6679,11 @@
       <w14:ligatures w14:val="standardContextual"/>
     </w:rPr>
   </w:style>
-  <w:style w:type="paragraph" w:styleId="Heading3">
+  <w:style w:type="paragraph" w:styleId="Ttulo3">
     <w:name w:val="heading 3"/>
     <w:basedOn w:val="Normal"/>
     <w:next w:val="Normal"/>
-    <w:link w:val="Heading3Char"/>
+    <w:link w:val="Ttulo3Car"/>
     <w:uiPriority w:val="9"/>
     <w:semiHidden/>
     <w:unhideWhenUsed/>
@@ -6488,11 +6705,11 @@
       <w14:ligatures w14:val="standardContextual"/>
     </w:rPr>
   </w:style>
-  <w:style w:type="paragraph" w:styleId="Heading4">
+  <w:style w:type="paragraph" w:styleId="Ttulo4">
     <w:name w:val="heading 4"/>
     <w:basedOn w:val="Normal"/>
     <w:next w:val="Normal"/>
-    <w:link w:val="Heading4Char"/>
+    <w:link w:val="Ttulo4Car"/>
     <w:uiPriority w:val="9"/>
     <w:semiHidden/>
     <w:unhideWhenUsed/>
@@ -6516,11 +6733,11 @@
       <w14:ligatures w14:val="standardContextual"/>
     </w:rPr>
   </w:style>
-  <w:style w:type="paragraph" w:styleId="Heading5">
+  <w:style w:type="paragraph" w:styleId="Ttulo5">
     <w:name w:val="heading 5"/>
     <w:basedOn w:val="Normal"/>
     <w:next w:val="Normal"/>
-    <w:link w:val="Heading5Char"/>
+    <w:link w:val="Ttulo5Car"/>
     <w:uiPriority w:val="9"/>
     <w:semiHidden/>
     <w:unhideWhenUsed/>
@@ -6542,11 +6759,11 @@
       <w14:ligatures w14:val="standardContextual"/>
     </w:rPr>
   </w:style>
-  <w:style w:type="paragraph" w:styleId="Heading6">
+  <w:style w:type="paragraph" w:styleId="Ttulo6">
     <w:name w:val="heading 6"/>
     <w:basedOn w:val="Normal"/>
     <w:next w:val="Normal"/>
-    <w:link w:val="Heading6Char"/>
+    <w:link w:val="Ttulo6Car"/>
     <w:uiPriority w:val="9"/>
     <w:semiHidden/>
     <w:unhideWhenUsed/>
@@ -6570,11 +6787,11 @@
       <w14:ligatures w14:val="standardContextual"/>
     </w:rPr>
   </w:style>
-  <w:style w:type="paragraph" w:styleId="Heading7">
+  <w:style w:type="paragraph" w:styleId="Ttulo7">
     <w:name w:val="heading 7"/>
     <w:basedOn w:val="Normal"/>
     <w:next w:val="Normal"/>
-    <w:link w:val="Heading7Char"/>
+    <w:link w:val="Ttulo7Car"/>
     <w:uiPriority w:val="9"/>
     <w:semiHidden/>
     <w:unhideWhenUsed/>
@@ -6596,11 +6813,11 @@
       <w14:ligatures w14:val="standardContextual"/>
     </w:rPr>
   </w:style>
-  <w:style w:type="paragraph" w:styleId="Heading8">
+  <w:style w:type="paragraph" w:styleId="Ttulo8">
     <w:name w:val="heading 8"/>
     <w:basedOn w:val="Normal"/>
     <w:next w:val="Normal"/>
-    <w:link w:val="Heading8Char"/>
+    <w:link w:val="Ttulo8Car"/>
     <w:uiPriority w:val="9"/>
     <w:semiHidden/>
     <w:unhideWhenUsed/>
@@ -6624,11 +6841,11 @@
       <w14:ligatures w14:val="standardContextual"/>
     </w:rPr>
   </w:style>
-  <w:style w:type="paragraph" w:styleId="Heading9">
+  <w:style w:type="paragraph" w:styleId="Ttulo9">
     <w:name w:val="heading 9"/>
     <w:basedOn w:val="Normal"/>
     <w:next w:val="Normal"/>
-    <w:link w:val="Heading9Char"/>
+    <w:link w:val="Ttulo9Car"/>
     <w:uiPriority w:val="9"/>
     <w:semiHidden/>
     <w:unhideWhenUsed/>
@@ -6650,13 +6867,13 @@
       <w14:ligatures w14:val="standardContextual"/>
     </w:rPr>
   </w:style>
-  <w:style w:type="character" w:default="1" w:styleId="DefaultParagraphFont">
+  <w:style w:type="character" w:default="1" w:styleId="Fuentedeprrafopredeter">
     <w:name w:val="Default Paragraph Font"/>
     <w:uiPriority w:val="1"/>
     <w:semiHidden/>
     <w:unhideWhenUsed/>
   </w:style>
-  <w:style w:type="table" w:default="1" w:styleId="TableNormal">
+  <w:style w:type="table" w:default="1" w:styleId="Tablanormal">
     <w:name w:val="Normal Table"/>
     <w:uiPriority w:val="99"/>
     <w:semiHidden/>
@@ -6671,16 +6888,16 @@
       </w:tblCellMar>
     </w:tblPr>
   </w:style>
-  <w:style w:type="numbering" w:default="1" w:styleId="NoList">
+  <w:style w:type="numbering" w:default="1" w:styleId="Sinlista">
     <w:name w:val="No List"/>
     <w:uiPriority w:val="99"/>
     <w:semiHidden/>
     <w:unhideWhenUsed/>
   </w:style>
-  <w:style w:type="character" w:customStyle="1" w:styleId="Heading1Char">
-    <w:name w:val="Heading 1 Char"/>
-    <w:basedOn w:val="DefaultParagraphFont"/>
-    <w:link w:val="Heading1"/>
+  <w:style w:type="character" w:customStyle="1" w:styleId="Ttulo1Car">
+    <w:name w:val="Título 1 Car"/>
+    <w:basedOn w:val="Fuentedeprrafopredeter"/>
+    <w:link w:val="Ttulo1"/>
     <w:uiPriority w:val="9"/>
     <w:rsid w:val="00F41087"/>
     <w:rPr>
@@ -6690,10 +6907,10 @@
       <w:szCs w:val="40"/>
     </w:rPr>
   </w:style>
-  <w:style w:type="character" w:customStyle="1" w:styleId="Heading2Char">
-    <w:name w:val="Heading 2 Char"/>
-    <w:basedOn w:val="DefaultParagraphFont"/>
-    <w:link w:val="Heading2"/>
+  <w:style w:type="character" w:customStyle="1" w:styleId="Ttulo2Car">
+    <w:name w:val="Título 2 Car"/>
+    <w:basedOn w:val="Fuentedeprrafopredeter"/>
+    <w:link w:val="Ttulo2"/>
     <w:uiPriority w:val="9"/>
     <w:semiHidden/>
     <w:rsid w:val="00F41087"/>
@@ -6704,10 +6921,10 @@
       <w:szCs w:val="32"/>
     </w:rPr>
   </w:style>
-  <w:style w:type="character" w:customStyle="1" w:styleId="Heading3Char">
-    <w:name w:val="Heading 3 Char"/>
-    <w:basedOn w:val="DefaultParagraphFont"/>
-    <w:link w:val="Heading3"/>
+  <w:style w:type="character" w:customStyle="1" w:styleId="Ttulo3Car">
+    <w:name w:val="Título 3 Car"/>
+    <w:basedOn w:val="Fuentedeprrafopredeter"/>
+    <w:link w:val="Ttulo3"/>
     <w:uiPriority w:val="9"/>
     <w:semiHidden/>
     <w:rsid w:val="00F41087"/>
@@ -6718,10 +6935,10 @@
       <w:szCs w:val="28"/>
     </w:rPr>
   </w:style>
-  <w:style w:type="character" w:customStyle="1" w:styleId="Heading4Char">
-    <w:name w:val="Heading 4 Char"/>
-    <w:basedOn w:val="DefaultParagraphFont"/>
-    <w:link w:val="Heading4"/>
+  <w:style w:type="character" w:customStyle="1" w:styleId="Ttulo4Car">
+    <w:name w:val="Título 4 Car"/>
+    <w:basedOn w:val="Fuentedeprrafopredeter"/>
+    <w:link w:val="Ttulo4"/>
     <w:uiPriority w:val="9"/>
     <w:semiHidden/>
     <w:rsid w:val="00F41087"/>
@@ -6732,10 +6949,10 @@
       <w:color w:val="0F4761" w:themeColor="accent1" w:themeShade="BF"/>
     </w:rPr>
   </w:style>
-  <w:style w:type="character" w:customStyle="1" w:styleId="Heading5Char">
-    <w:name w:val="Heading 5 Char"/>
-    <w:basedOn w:val="DefaultParagraphFont"/>
-    <w:link w:val="Heading5"/>
+  <w:style w:type="character" w:customStyle="1" w:styleId="Ttulo5Car">
+    <w:name w:val="Título 5 Car"/>
+    <w:basedOn w:val="Fuentedeprrafopredeter"/>
+    <w:link w:val="Ttulo5"/>
     <w:uiPriority w:val="9"/>
     <w:semiHidden/>
     <w:rsid w:val="00F41087"/>
@@ -6744,10 +6961,10 @@
       <w:color w:val="0F4761" w:themeColor="accent1" w:themeShade="BF"/>
     </w:rPr>
   </w:style>
-  <w:style w:type="character" w:customStyle="1" w:styleId="Heading6Char">
-    <w:name w:val="Heading 6 Char"/>
-    <w:basedOn w:val="DefaultParagraphFont"/>
-    <w:link w:val="Heading6"/>
+  <w:style w:type="character" w:customStyle="1" w:styleId="Ttulo6Car">
+    <w:name w:val="Título 6 Car"/>
+    <w:basedOn w:val="Fuentedeprrafopredeter"/>
+    <w:link w:val="Ttulo6"/>
     <w:uiPriority w:val="9"/>
     <w:semiHidden/>
     <w:rsid w:val="00F41087"/>
@@ -6758,10 +6975,10 @@
       <w:color w:val="595959" w:themeColor="text1" w:themeTint="A6"/>
     </w:rPr>
   </w:style>
-  <w:style w:type="character" w:customStyle="1" w:styleId="Heading7Char">
-    <w:name w:val="Heading 7 Char"/>
-    <w:basedOn w:val="DefaultParagraphFont"/>
-    <w:link w:val="Heading7"/>
+  <w:style w:type="character" w:customStyle="1" w:styleId="Ttulo7Car">
+    <w:name w:val="Título 7 Car"/>
+    <w:basedOn w:val="Fuentedeprrafopredeter"/>
+    <w:link w:val="Ttulo7"/>
     <w:uiPriority w:val="9"/>
     <w:semiHidden/>
     <w:rsid w:val="00F41087"/>
@@ -6770,10 +6987,10 @@
       <w:color w:val="595959" w:themeColor="text1" w:themeTint="A6"/>
     </w:rPr>
   </w:style>
-  <w:style w:type="character" w:customStyle="1" w:styleId="Heading8Char">
-    <w:name w:val="Heading 8 Char"/>
-    <w:basedOn w:val="DefaultParagraphFont"/>
-    <w:link w:val="Heading8"/>
+  <w:style w:type="character" w:customStyle="1" w:styleId="Ttulo8Car">
+    <w:name w:val="Título 8 Car"/>
+    <w:basedOn w:val="Fuentedeprrafopredeter"/>
+    <w:link w:val="Ttulo8"/>
     <w:uiPriority w:val="9"/>
     <w:semiHidden/>
     <w:rsid w:val="00F41087"/>
@@ -6784,10 +7001,10 @@
       <w:color w:val="272727" w:themeColor="text1" w:themeTint="D8"/>
     </w:rPr>
   </w:style>
-  <w:style w:type="character" w:customStyle="1" w:styleId="Heading9Char">
-    <w:name w:val="Heading 9 Char"/>
-    <w:basedOn w:val="DefaultParagraphFont"/>
-    <w:link w:val="Heading9"/>
+  <w:style w:type="character" w:customStyle="1" w:styleId="Ttulo9Car">
+    <w:name w:val="Título 9 Car"/>
+    <w:basedOn w:val="Fuentedeprrafopredeter"/>
+    <w:link w:val="Ttulo9"/>
     <w:uiPriority w:val="9"/>
     <w:semiHidden/>
     <w:rsid w:val="00F41087"/>
@@ -6796,11 +7013,11 @@
       <w:color w:val="272727" w:themeColor="text1" w:themeTint="D8"/>
     </w:rPr>
   </w:style>
-  <w:style w:type="paragraph" w:styleId="Title">
+  <w:style w:type="paragraph" w:styleId="Ttulo">
     <w:name w:val="Title"/>
     <w:basedOn w:val="Normal"/>
     <w:next w:val="Normal"/>
-    <w:link w:val="TitleChar"/>
+    <w:link w:val="TtuloCar"/>
     <w:uiPriority w:val="10"/>
     <w:qFormat/>
     <w:rsid w:val="00F41087"/>
@@ -6818,10 +7035,10 @@
       <w14:ligatures w14:val="standardContextual"/>
     </w:rPr>
   </w:style>
-  <w:style w:type="character" w:customStyle="1" w:styleId="TitleChar">
-    <w:name w:val="Title Char"/>
-    <w:basedOn w:val="DefaultParagraphFont"/>
-    <w:link w:val="Title"/>
+  <w:style w:type="character" w:customStyle="1" w:styleId="TtuloCar">
+    <w:name w:val="Título Car"/>
+    <w:basedOn w:val="Fuentedeprrafopredeter"/>
+    <w:link w:val="Ttulo"/>
     <w:uiPriority w:val="10"/>
     <w:rsid w:val="00F41087"/>
     <w:rPr>
@@ -6832,11 +7049,11 @@
       <w:szCs w:val="56"/>
     </w:rPr>
   </w:style>
-  <w:style w:type="paragraph" w:styleId="Subtitle">
+  <w:style w:type="paragraph" w:styleId="Subttulo">
     <w:name w:val="Subtitle"/>
     <w:basedOn w:val="Normal"/>
     <w:next w:val="Normal"/>
-    <w:link w:val="SubtitleChar"/>
+    <w:link w:val="SubttuloCar"/>
     <w:uiPriority w:val="11"/>
     <w:qFormat/>
     <w:rsid w:val="00F41087"/>
@@ -6857,10 +7074,10 @@
       <w14:ligatures w14:val="standardContextual"/>
     </w:rPr>
   </w:style>
-  <w:style w:type="character" w:customStyle="1" w:styleId="SubtitleChar">
-    <w:name w:val="Subtitle Char"/>
-    <w:basedOn w:val="DefaultParagraphFont"/>
-    <w:link w:val="Subtitle"/>
+  <w:style w:type="character" w:customStyle="1" w:styleId="SubttuloCar">
+    <w:name w:val="Subtítulo Car"/>
+    <w:basedOn w:val="Fuentedeprrafopredeter"/>
+    <w:link w:val="Subttulo"/>
     <w:uiPriority w:val="11"/>
     <w:rsid w:val="00F41087"/>
     <w:rPr>
@@ -6871,11 +7088,11 @@
       <w:szCs w:val="28"/>
     </w:rPr>
   </w:style>
-  <w:style w:type="paragraph" w:styleId="Quote">
+  <w:style w:type="paragraph" w:styleId="Cita">
     <w:name w:val="Quote"/>
     <w:basedOn w:val="Normal"/>
     <w:next w:val="Normal"/>
-    <w:link w:val="QuoteChar"/>
+    <w:link w:val="CitaCar"/>
     <w:uiPriority w:val="29"/>
     <w:qFormat/>
     <w:rsid w:val="00F41087"/>
@@ -6894,10 +7111,10 @@
       <w14:ligatures w14:val="standardContextual"/>
     </w:rPr>
   </w:style>
-  <w:style w:type="character" w:customStyle="1" w:styleId="QuoteChar">
-    <w:name w:val="Quote Char"/>
-    <w:basedOn w:val="DefaultParagraphFont"/>
-    <w:link w:val="Quote"/>
+  <w:style w:type="character" w:customStyle="1" w:styleId="CitaCar">
+    <w:name w:val="Cita Car"/>
+    <w:basedOn w:val="Fuentedeprrafopredeter"/>
+    <w:link w:val="Cita"/>
     <w:uiPriority w:val="29"/>
     <w:rsid w:val="00F41087"/>
     <w:rPr>
@@ -6906,7 +7123,7 @@
       <w:color w:val="404040" w:themeColor="text1" w:themeTint="BF"/>
     </w:rPr>
   </w:style>
-  <w:style w:type="paragraph" w:styleId="ListParagraph">
+  <w:style w:type="paragraph" w:styleId="Prrafodelista">
     <w:name w:val="List Paragraph"/>
     <w:basedOn w:val="Normal"/>
     <w:uiPriority w:val="34"/>
@@ -6925,9 +7142,9 @@
       <w14:ligatures w14:val="standardContextual"/>
     </w:rPr>
   </w:style>
-  <w:style w:type="character" w:styleId="IntenseEmphasis">
+  <w:style w:type="character" w:styleId="nfasisintenso">
     <w:name w:val="Intense Emphasis"/>
-    <w:basedOn w:val="DefaultParagraphFont"/>
+    <w:basedOn w:val="Fuentedeprrafopredeter"/>
     <w:uiPriority w:val="21"/>
     <w:qFormat/>
     <w:rsid w:val="00F41087"/>
@@ -6937,11 +7154,11 @@
       <w:color w:val="0F4761" w:themeColor="accent1" w:themeShade="BF"/>
     </w:rPr>
   </w:style>
-  <w:style w:type="paragraph" w:styleId="IntenseQuote">
+  <w:style w:type="paragraph" w:styleId="Citadestacada">
     <w:name w:val="Intense Quote"/>
     <w:basedOn w:val="Normal"/>
     <w:next w:val="Normal"/>
-    <w:link w:val="IntenseQuoteChar"/>
+    <w:link w:val="CitadestacadaCar"/>
     <w:uiPriority w:val="30"/>
     <w:qFormat/>
     <w:rsid w:val="00F41087"/>
@@ -6965,10 +7182,10 @@
       <w14:ligatures w14:val="standardContextual"/>
     </w:rPr>
   </w:style>
-  <w:style w:type="character" w:customStyle="1" w:styleId="IntenseQuoteChar">
-    <w:name w:val="Intense Quote Char"/>
-    <w:basedOn w:val="DefaultParagraphFont"/>
-    <w:link w:val="IntenseQuote"/>
+  <w:style w:type="character" w:customStyle="1" w:styleId="CitadestacadaCar">
+    <w:name w:val="Cita destacada Car"/>
+    <w:basedOn w:val="Fuentedeprrafopredeter"/>
+    <w:link w:val="Citadestacada"/>
     <w:uiPriority w:val="30"/>
     <w:rsid w:val="00F41087"/>
     <w:rPr>
@@ -6977,9 +7194,9 @@
       <w:color w:val="0F4761" w:themeColor="accent1" w:themeShade="BF"/>
     </w:rPr>
   </w:style>
-  <w:style w:type="character" w:styleId="IntenseReference">
+  <w:style w:type="character" w:styleId="Referenciaintensa">
     <w:name w:val="Intense Reference"/>
-    <w:basedOn w:val="DefaultParagraphFont"/>
+    <w:basedOn w:val="Fuentedeprrafopredeter"/>
     <w:uiPriority w:val="32"/>
     <w:qFormat/>
     <w:rsid w:val="00F41087"/>
@@ -6991,9 +7208,9 @@
       <w:spacing w:val="5"/>
     </w:rPr>
   </w:style>
-  <w:style w:type="table" w:styleId="TableGrid">
+  <w:style w:type="table" w:styleId="Tablaconcuadrcula">
     <w:name w:val="Table Grid"/>
-    <w:basedOn w:val="TableNormal"/>
+    <w:basedOn w:val="Tablanormal"/>
     <w:uiPriority w:val="59"/>
     <w:rsid w:val="00F41087"/>
     <w:pPr>
@@ -7017,10 +7234,10 @@
       </w:tblBorders>
     </w:tblPr>
   </w:style>
-  <w:style w:type="paragraph" w:styleId="Header">
+  <w:style w:type="paragraph" w:styleId="Encabezado">
     <w:name w:val="header"/>
     <w:basedOn w:val="Normal"/>
-    <w:link w:val="HeaderChar"/>
+    <w:link w:val="EncabezadoCar"/>
     <w:uiPriority w:val="99"/>
     <w:unhideWhenUsed/>
     <w:rsid w:val="00F41087"/>
@@ -7032,10 +7249,10 @@
       <w:spacing w:after="0" w:line="240" w:lineRule="auto"/>
     </w:pPr>
   </w:style>
-  <w:style w:type="character" w:customStyle="1" w:styleId="HeaderChar">
-    <w:name w:val="Header Char"/>
-    <w:basedOn w:val="DefaultParagraphFont"/>
-    <w:link w:val="Header"/>
+  <w:style w:type="character" w:customStyle="1" w:styleId="EncabezadoCar">
+    <w:name w:val="Encabezado Car"/>
+    <w:basedOn w:val="Fuentedeprrafopredeter"/>
+    <w:link w:val="Encabezado"/>
     <w:uiPriority w:val="99"/>
     <w:rsid w:val="00F41087"/>
     <w:rPr>
@@ -7046,10 +7263,10 @@
       <w14:ligatures w14:val="none"/>
     </w:rPr>
   </w:style>
-  <w:style w:type="paragraph" w:styleId="Footer">
+  <w:style w:type="paragraph" w:styleId="Piedepgina">
     <w:name w:val="footer"/>
     <w:basedOn w:val="Normal"/>
-    <w:link w:val="FooterChar"/>
+    <w:link w:val="PiedepginaCar"/>
     <w:uiPriority w:val="99"/>
     <w:unhideWhenUsed/>
     <w:rsid w:val="00F41087"/>
@@ -7061,10 +7278,10 @@
       <w:spacing w:after="0" w:line="240" w:lineRule="auto"/>
     </w:pPr>
   </w:style>
-  <w:style w:type="character" w:customStyle="1" w:styleId="FooterChar">
-    <w:name w:val="Footer Char"/>
-    <w:basedOn w:val="DefaultParagraphFont"/>
-    <w:link w:val="Footer"/>
+  <w:style w:type="character" w:customStyle="1" w:styleId="PiedepginaCar">
+    <w:name w:val="Pie de página Car"/>
+    <w:basedOn w:val="Fuentedeprrafopredeter"/>
+    <w:link w:val="Piedepgina"/>
     <w:uiPriority w:val="99"/>
     <w:rsid w:val="00F41087"/>
     <w:rPr>
